--- a/hin/docx/03.content.docx
+++ b/hin/docx/03.content.docx
@@ -136,13 +136,6 @@
         <w:rPr>
           <w:lang w:val="hi_IN" w:bidi="hi_IN"/>
         </w:rPr>
-      </w:r>
-      <w:r>
-        <w:rPr>
-          <w:i/>
-          <w:lang w:val="hi_IN" w:bidi="hi_IN"/>
-        </w:rPr>
-        <w:t>लैव्यव्यवस्था 1:3, लैव्यव्यवस्था 1:4, लैव्यव्यवस्था 1:5, लैव्यव्यवस्था 1:8, लैव्यव्यवस्था 1:9, लैव्यव्यवस्था 1:9 (#2), लैव्यव्यवस्था 1:10, लैव्यव्यवस्था 1:11, लैव्यव्यवस्था 1:11 (#2), लैव्यव्यवस्था 1:14, लैव्यव्यवस्था 2:1, लैव्यव्यवस्था 2:1 (#2), लैव्यव्यवस्था 2:3, लैव्यव्यवस्था 2:4, लैव्यव्यवस्था 2:11, लैव्यव्यवस्था 2:13, लैव्यव्यवस्था 3:1, लैव्यव्यवस्था 3:2, लैव्यव्यवस्था 3:3–4, लैव्यव्यवस्था 3:6–8, लैव्यव्यवस्था 3:9, लैव्यव्यवस्था 3:16, लैव्यव्यवस्था 3:17, लैव्यव्यवस्था 4:3, लैव्यव्यवस्था 4:6, लैव्यव्यवस्था 4:11, लैव्यव्यवस्था 4:15, लैव्यव्यवस्था 4:20, लैव्यव्यवस्था 4:23, लैव्यव्यवस्था 4:27, लैव्यव्यवस्था 4:32, लैव्यव्यवस्था 5:1, लैव्यव्यवस्था 5:2, लैव्यव्यवस्था 5:5–6, लैव्यव्यवस्था 5:6, लैव्यव्यवस्था 5:7, लैव्यव्यवस्था 5:11, लैव्यव्यवस्था 5:15, लैव्यव्यवस्था 6:1–4, लैव्यव्यवस्था 6:5, लैव्यव्यवस्था 6:6, लैव्यव्यवस्था 6:9, लैव्यव्यवस्था 6:10, लैव्यव्यवस्था 6:11, लैव्यव्यवस्था 6:12–13, लैव्यव्यवस्था 6:16, लैव्यव्यवस्था 6:20, लैव्यव्यवस्था 6:21, लैव्यव्यवस्था 6:22, लेव्यव्यवस्था 6:26, लैव्यव्यवस्था 6:28, लैव्यव्यवस्था 6:30, लैव्यव्यवस्था 7:7, लैव्यव्यवस्था 7:8, लैव्यव्यवस्था 7:9–10, लैव्यव्यवस्था 7:17, लैव्यव्यवस्था 7:25–26, लैव्यव्यवस्था 7:32, लैव्यव्यवस्था 8:1, लैव्यव्यवस्था 8:3, लैव्यव्यवस्था 8:7, लैव्यव्यवस्था 8:8, लैव्यव्यवस्था 8:9, लैव्यव्यवस्था 8:10, लैव्यव्यवस्था 8:12, लैव्यव्यवस्था 8:14–15, लैव्यव्यवस्था 8:18–19, लैव्यव्यवस्था 8:23, लैव्यव्यवस्था 8:35, लैव्यव्यवस्था 8:36, लैव्यव्यवस्था 9:1, लैव्यव्यवस्था 9:2, लैव्यव्यवस्था 9:3–4, लैव्यव्यवस्था 9:6, लैव्यव्यवस्था 9:22, लैव्यव्यवस्था 9:24, लैव्यव्यवस्था 9:24 (#2), लैव्यव्यवस्था 10:1, लैव्यव्यवस्था 10:2, लैव्यव्यवस्था 10:4, लैव्यव्यवस्था 10:7, लैव्यव्यवस्था 10:9, लैव्यव्यवस्था 10:16, लैव्यव्यवस्था 11:3, लैव्यव्यवस्था 11:4, लैव्यव्यवस्था 11:9, लैव्यव्यवस्था 11:13–16, लैव्यव्यवस्था 11:21, लैव्यव्यवस्था 11:23, लैव्यव्यवस्था 11:29–30, लैव्यव्यवस्था11:35, लैव्यव्यवस्था 11:42, लैव्यव्यवस्था 11:45, लैव्यव्यवस्था 12:2–3, लैव्यव्यवस्था 12:4, लैव्यव्यवस्था 12:5, लैव्यव्यवस्था 12:6, लैव्यव्यवस्था 12:8, लैव्यव्यवस्था 12:8 (#2), लैव्यव्यवस्था 13:2, लैव्यव्यवस्था 13:4, लैव्यव्यवस्था 13:6, लैव्यव्यवस्था 13:9–10, लैव्यव्यवस्था 13:11, लैव्यव्यवस्था 13:14, लैव्यव्यवस्था 13:16–17, लैव्यव्यवस्था 13:18–19, लैव्यव्यवस्था 13:29, लैव्यव्यवस्था 13:40, लैव्यव्यवस्था 13:44, लैव्यव्यवस्था 13:45–46, लैव्यव्यवस्था 13:57, लैव्यव्यवस्था 14:3, लैव्यव्यवस्था 14:4, लैव्यव्यवस्था 14:7, लैव्यव्यवस्था 14:8–9, लैव्यव्यवस्था 14:10, लैव्यव्यवस्था 14:21, लैव्यव्यवस्था 14:28–29, लैव्यव्यवस्था 14:44, लैव्यव्यवस्था 14:45, लैव्यव्यवस्था 14:52, लैव्यव्यवस्था 15:3, लैव्यव्यवस्था 15:7, लैव्यव्यवस्था 15:13, लैव्यव्यवस्था 15:15, लैव्यव्यवस्था 15:16–18, लैव्यव्यवस्था 15:19, लैव्यव्यवस्था 15:24, लैव्यव्यवस्था 15:29, लैव्यव्यवस्था 16:2, लैव्यव्यवस्था 16:3, लैव्यव्यवस्था 16:4, लैव्यव्यवस्था 16:5, लैव्यव्यवस्था 16:8, लैव्यव्यवस्था 16:10, लैव्यव्यवस्था 16:11, लैव्यव्यवस्था 16:13, लैव्यव्यवस्था 16:17, लैव्यव्यवस्था 16:21, लैव्यव्यवस्था 16:23, लैव्यव्यवस्था 16:29, लैव्यव्यवस्था 17:3–4, लैव्यव्यवस्था 17:5, लैव्यव्यवस्था 17:7, लैव्यव्यवस्था 17:11, लैव्यव्यवस्था 17:13, लैव्यव्यवस्था 17:1517:15, लैव्यव्यवस्था 17:15 (#2), लैव्यव्यवस्था 18:3, लैव्यव्यवस्था 18:6, लैव्यव्यवस्था 18:19, लैव्यव्यवस्था 18:21, लैव्यव्यवस्था 18:22–23, लैव्यव्यवस्था 18:28, लैव्यव्यवस्था 18:29, लैव्यव्यवस्था 19:3–4, लैव्यव्यवस्था 19:10, लैव्यव्यवस्था 19:15, लैव्यव्यवस्था 19:18, लैव्यव्यवस्था 19:19, लैव्यव्यवस्था 19:25, लैव्यव्यवस्था 19:27, लैव्यव्यवस्था 19:32, Leviticus 19:34, लैव्यव्यवस्था 20:2, लैव्यव्यवस्था 20:3, लैव्यवस्था 20:6, लैव्यव्यवस्था 20:13, लैव्यव्यवस्था 20:15–16, लैव्यव्यवस्था 20:24, लैव्यव्यवस्था 21:2–3, लैव्यव्यवस्था 21:5, लैव्यव्यवस्था 21:9, लैव्यव्यवस्था 21:11, लैव्यव्यवस्था 21:14, लैव्यव्यवस्था 21:18, लैव्यव्यवस्था 22:2–3, लैव्यव्यवस्था 22:6, लैव्यव्यवस्था 22:9, लैव्यव्यवस्था 22:10–11, लैव्यव्यवस्था 22:13, लैव्यव्यवस्था 22:14, लैव्यव्यवस्था 22:18, लैव्यव्यवस्था 22:20, लैव्यव्यवस्था 22:26, लैव्यव्यवस्था 22:30, लैव्यव्यवस्था 23:3, लैव्यव्यवस्था 23:5, लैव्यव्यवस्था 23:6, लैव्यव्यवस्था 23:10, लैव्यव्यवस्था 23:27, लैव्यव्यवस्था 23:31, लैव्यव्यवस्था 23:33, लैव्यव्यवस्था 23:40, लैव्यव्यवस्था 23:42, लैव्यव्यवस्था 24:3, लैव्यव्यवस्था 24:5–6, लैव्यव्यवस्था 24:9, लैव्यव्यवस्था 24:14, लैव्यव्यवस्था 24:17, लैव्यव्यवस्था 24:19–20, लैव्यव्यवस्था 25:4, लैव्यव्यवस्था 25:9, लैव्यव्यवस्था 25:10, लैव्यव्यवस्था 25:10 (#2), लैव्यव्यवस्था 25:12, लैव्यव्यवस्था 25:15–17, लैव्यव्यवस्था 25:21, लैव्यव्यवस्था 25:23, लैव्यव्यवस्था 25:30, लैव्यव्यवस्था 25:35–36, लैव्यव्यवस्था 25:40, लैव्यव्यवस्था 26:1, लैव्यव्यवस्था 26:3, लैव्यव्यवस्था 26:6, लैव्यव्यवस्था 26:12, लैव्यव्यवस्था 26:16, लैव्यव्यवस्था 26:18, लैव्यव्यवस्था 26:18–19, लैव्यव्यवस्था 26:21–22, लैव्यव्यवस्था 26:40–42, लैव्यव्यवस्था 26:45, लैव्यव्यवस्था 27:2, लैव्यव्यवस्था 27:3, लैव्यव्यवस्था 27:4, लैव्यव्यवस्था 27:8, लैव्यव्यवस्था 27:11, लैव्यव्यवस्था 27:14, लैव्यव्यवस्था 27:16, लैव्यव्यवस्था 27:23, लैव्यव्यवस्था 27:26, लैव्यव्यवस्था 27:28, लैव्यव्यवस्था 27:31</w:t>
       </w:r>
       <w:r>
         <w:rPr>

--- a/hin/docx/03.content.docx
+++ b/hin/docx/03.content.docx
@@ -123,19 +123,6 @@
           <w:lang w:val="hi_IN" w:bidi="hi_IN"/>
         </w:rPr>
         <w:t>LEV</w:t>
-      </w:r>
-      <w:r>
-        <w:rPr>
-          <w:lang w:val="hi_IN" w:bidi="hi_IN"/>
-        </w:rPr>
-      </w:r>
-    </w:p>
-    <w:p>
-      <w:pPr/>
-      <w:r>
-        <w:rPr>
-          <w:lang w:val="hi_IN" w:bidi="hi_IN"/>
-        </w:rPr>
       </w:r>
       <w:r>
         <w:rPr>

--- a/hin/docx/03.content.docx
+++ b/hin/docx/03.content.docx
@@ -19,7 +19,7 @@
         <w:rPr>
           <w:lang w:val="hi_IN" w:bidi="hi_IN"/>
         </w:rPr>
-        <w:t>Resource: अनुवाद प्रश्न (unfoldingWord)</w:t>
+        <w:t>Resource: unfoldingWord® Translation Questions</w:t>
       </w:r>
       <w:r>
         <w:rPr>
@@ -85,7 +85,7 @@
         <w:rPr>
           <w:lang w:val="hi_IN" w:bidi="hi_IN"/>
         </w:rPr>
-        <w:t>अनुवाद प्रश्न (unfoldingWord)</w:t>
+        <w:t>unfoldingWord® Translation Questions</w:t>
       </w:r>
     </w:p>
     <w:p>
